--- a/5. Worksheet_PABW_Meeting5.docx/5. Worksheet_PABW_Meeting5.docx
+++ b/5. Worksheet_PABW_Meeting5.docx/5. Worksheet_PABW_Meeting5.docx
@@ -32,7 +32,7 @@
     </w:p>
     <w:tbl>
       <w:tblPr>
-        <w:tblW w:w="0" w:type="auto"/>
+        <w:tblW w:w="11378" w:type="dxa"/>
         <w:jc w:val="center"/>
         <w:tblBorders>
           <w:top w:val="single" w:sz="4" w:space="0" w:color="C9D2E4"/>
@@ -57,7 +57,7 @@
         </w:trPr>
         <w:tc>
           <w:tcPr>
-            <w:tcW w:w="2438" w:type="dxa"/>
+            <w:tcW w:w="3251" w:type="dxa"/>
           </w:tcPr>
           <w:p>
             <w:pPr>
@@ -75,7 +75,7 @@
         </w:tc>
         <w:tc>
           <w:tcPr>
-            <w:tcW w:w="2438" w:type="dxa"/>
+            <w:tcW w:w="3251" w:type="dxa"/>
           </w:tcPr>
           <w:p>
             <w:pPr>
@@ -134,7 +134,7 @@
         </w:trPr>
         <w:tc>
           <w:tcPr>
-            <w:tcW w:w="2438" w:type="dxa"/>
+            <w:tcW w:w="3251" w:type="dxa"/>
           </w:tcPr>
           <w:p>
             <w:pPr>
@@ -147,7 +147,7 @@
         </w:tc>
         <w:tc>
           <w:tcPr>
-            <w:tcW w:w="2438" w:type="dxa"/>
+            <w:tcW w:w="3251" w:type="dxa"/>
           </w:tcPr>
           <w:p>
             <w:pPr>
@@ -241,7 +241,7 @@
         </w:tc>
         <w:tc>
           <w:tcPr>
-            <w:tcW w:w="3251" w:type="dxa"/>
+            <w:tcW w:w="4876" w:type="dxa"/>
             <w:gridSpan w:val="2"/>
             <w:shd w:val="clear" w:color="auto" w:fill="EEF2FB"/>
           </w:tcPr>
@@ -265,12 +265,53 @@
       <w:pPr>
         <w:spacing w:before="240" w:after="40"/>
       </w:pPr>
+      <w:proofErr w:type="spellStart"/>
       <w:r>
         <w:rPr>
           <w:b/>
           <w:color w:val="003796"/>
         </w:rPr>
-        <w:t>Lanjutan dari Pertemuan 4, halaman yang sama dengan susunan yang baru.</w:t>
+        <w:t>Lanjutan</w:t>
+      </w:r>
+      <w:proofErr w:type="spellEnd"/>
+      <w:r>
+        <w:rPr>
+          <w:b/>
+          <w:color w:val="003796"/>
+        </w:rPr>
+        <w:t xml:space="preserve"> </w:t>
+      </w:r>
+      <w:proofErr w:type="spellStart"/>
+      <w:r>
+        <w:rPr>
+          <w:b/>
+          <w:color w:val="003796"/>
+        </w:rPr>
+        <w:t>dari</w:t>
+      </w:r>
+      <w:proofErr w:type="spellEnd"/>
+      <w:r>
+        <w:rPr>
+          <w:b/>
+          <w:color w:val="003796"/>
+        </w:rPr>
+        <w:t xml:space="preserve"> </w:t>
+      </w:r>
+      <w:proofErr w:type="spellStart"/>
+      <w:r>
+        <w:rPr>
+          <w:b/>
+          <w:color w:val="003796"/>
+        </w:rPr>
+        <w:t>Pertemuan</w:t>
+      </w:r>
+      <w:proofErr w:type="spellEnd"/>
+      <w:r>
+        <w:rPr>
+          <w:b/>
+          <w:color w:val="003796"/>
+        </w:rPr>
+        <w:t xml:space="preserve"> 4, halaman yang sama dengan susunan yang baru.</w:t>
       </w:r>
     </w:p>
     <w:p>
@@ -2230,12 +2271,28 @@
             <w:pPr>
               <w:spacing w:after="0"/>
             </w:pPr>
+            <w:proofErr w:type="gramStart"/>
             <w:r>
               <w:rPr>
                 <w:color w:val="1A1A2E"/>
                 <w:sz w:val="18"/>
               </w:rPr>
-              <w:t>flex  /  grid</w:t>
+              <w:t>flex  /</w:t>
+            </w:r>
+            <w:proofErr w:type="gramEnd"/>
+            <w:r>
+              <w:rPr>
+                <w:color w:val="1A1A2E"/>
+                <w:sz w:val="18"/>
+              </w:rPr>
+              <w:t xml:space="preserve">  grid</w:t>
+            </w:r>
+            <w:r>
+              <w:rPr>
+                <w:color w:val="1A1A2E"/>
+                <w:sz w:val="18"/>
+              </w:rPr>
+              <w:t xml:space="preserve"> (flex)</w:t>
             </w:r>
           </w:p>
         </w:tc>
@@ -2246,7 +2303,52 @@
           <w:p>
             <w:pPr>
               <w:spacing w:after="0"/>
-            </w:pPr>
+              <w:rPr>
+                <w:sz w:val="18"/>
+                <w:szCs w:val="18"/>
+              </w:rPr>
+            </w:pPr>
+            <w:proofErr w:type="spellStart"/>
+            <w:r>
+              <w:rPr>
+                <w:sz w:val="18"/>
+                <w:szCs w:val="18"/>
+              </w:rPr>
+              <w:t>Elemen</w:t>
+            </w:r>
+            <w:proofErr w:type="spellEnd"/>
+            <w:r>
+              <w:rPr>
+                <w:sz w:val="18"/>
+                <w:szCs w:val="18"/>
+              </w:rPr>
+              <w:t xml:space="preserve"> header </w:t>
+            </w:r>
+            <w:proofErr w:type="spellStart"/>
+            <w:r>
+              <w:rPr>
+                <w:sz w:val="18"/>
+                <w:szCs w:val="18"/>
+              </w:rPr>
+              <w:t>disusun</w:t>
+            </w:r>
+            <w:proofErr w:type="spellEnd"/>
+            <w:r>
+              <w:rPr>
+                <w:sz w:val="18"/>
+                <w:szCs w:val="18"/>
+              </w:rPr>
+              <w:t xml:space="preserve"> </w:t>
+            </w:r>
+            <w:proofErr w:type="spellStart"/>
+            <w:r>
+              <w:rPr>
+                <w:sz w:val="18"/>
+                <w:szCs w:val="18"/>
+              </w:rPr>
+              <w:t>berjajar</w:t>
+            </w:r>
+            <w:proofErr w:type="spellEnd"/>
           </w:p>
         </w:tc>
       </w:tr>
@@ -2279,12 +2381,28 @@
             <w:pPr>
               <w:spacing w:after="0"/>
             </w:pPr>
+            <w:proofErr w:type="gramStart"/>
             <w:r>
               <w:rPr>
                 <w:color w:val="1A1A2E"/>
                 <w:sz w:val="18"/>
               </w:rPr>
-              <w:t>flex  /  grid</w:t>
+              <w:t>flex  /</w:t>
+            </w:r>
+            <w:proofErr w:type="gramEnd"/>
+            <w:r>
+              <w:rPr>
+                <w:color w:val="1A1A2E"/>
+                <w:sz w:val="18"/>
+              </w:rPr>
+              <w:t xml:space="preserve">  grid</w:t>
+            </w:r>
+            <w:r>
+              <w:rPr>
+                <w:color w:val="1A1A2E"/>
+                <w:sz w:val="18"/>
+              </w:rPr>
+              <w:t xml:space="preserve"> (grid)</w:t>
             </w:r>
           </w:p>
         </w:tc>
@@ -2295,7 +2413,52 @@
           <w:p>
             <w:pPr>
               <w:spacing w:after="0"/>
-            </w:pPr>
+              <w:rPr>
+                <w:sz w:val="18"/>
+                <w:szCs w:val="18"/>
+              </w:rPr>
+            </w:pPr>
+            <w:proofErr w:type="spellStart"/>
+            <w:r>
+              <w:rPr>
+                <w:sz w:val="18"/>
+                <w:szCs w:val="18"/>
+              </w:rPr>
+              <w:t>Membutuhkan</w:t>
+            </w:r>
+            <w:proofErr w:type="spellEnd"/>
+            <w:r>
+              <w:rPr>
+                <w:sz w:val="18"/>
+                <w:szCs w:val="18"/>
+              </w:rPr>
+              <w:t xml:space="preserve"> </w:t>
+            </w:r>
+            <w:proofErr w:type="spellStart"/>
+            <w:r>
+              <w:rPr>
+                <w:sz w:val="18"/>
+                <w:szCs w:val="18"/>
+              </w:rPr>
+              <w:t>pembagian</w:t>
+            </w:r>
+            <w:proofErr w:type="spellEnd"/>
+            <w:r>
+              <w:rPr>
+                <w:sz w:val="18"/>
+                <w:szCs w:val="18"/>
+              </w:rPr>
+              <w:t xml:space="preserve"> area sidebar dan </w:t>
+            </w:r>
+            <w:proofErr w:type="spellStart"/>
+            <w:r>
+              <w:rPr>
+                <w:sz w:val="18"/>
+                <w:szCs w:val="18"/>
+              </w:rPr>
+              <w:t>konten</w:t>
+            </w:r>
+            <w:proofErr w:type="spellEnd"/>
           </w:p>
         </w:tc>
       </w:tr>
@@ -2328,12 +2491,28 @@
             <w:pPr>
               <w:spacing w:after="0"/>
             </w:pPr>
+            <w:proofErr w:type="gramStart"/>
             <w:r>
               <w:rPr>
                 <w:color w:val="1A1A2E"/>
                 <w:sz w:val="18"/>
               </w:rPr>
-              <w:t>flex  /  grid</w:t>
+              <w:t>flex  /</w:t>
+            </w:r>
+            <w:proofErr w:type="gramEnd"/>
+            <w:r>
+              <w:rPr>
+                <w:color w:val="1A1A2E"/>
+                <w:sz w:val="18"/>
+              </w:rPr>
+              <w:t xml:space="preserve">  grid</w:t>
+            </w:r>
+            <w:r>
+              <w:rPr>
+                <w:color w:val="1A1A2E"/>
+                <w:sz w:val="18"/>
+              </w:rPr>
+              <w:t xml:space="preserve"> (grid)</w:t>
             </w:r>
           </w:p>
         </w:tc>
@@ -2344,7 +2523,84 @@
           <w:p>
             <w:pPr>
               <w:spacing w:after="0"/>
-            </w:pPr>
+              <w:rPr>
+                <w:sz w:val="18"/>
+                <w:szCs w:val="18"/>
+              </w:rPr>
+            </w:pPr>
+            <w:proofErr w:type="spellStart"/>
+            <w:r>
+              <w:rPr>
+                <w:sz w:val="18"/>
+                <w:szCs w:val="18"/>
+              </w:rPr>
+              <w:t>Jumlah</w:t>
+            </w:r>
+            <w:proofErr w:type="spellEnd"/>
+            <w:r>
+              <w:rPr>
+                <w:sz w:val="18"/>
+                <w:szCs w:val="18"/>
+              </w:rPr>
+              <w:t xml:space="preserve"> </w:t>
+            </w:r>
+            <w:proofErr w:type="spellStart"/>
+            <w:r>
+              <w:rPr>
+                <w:sz w:val="18"/>
+                <w:szCs w:val="18"/>
+              </w:rPr>
+              <w:t>kolom</w:t>
+            </w:r>
+            <w:proofErr w:type="spellEnd"/>
+            <w:r>
+              <w:rPr>
+                <w:sz w:val="18"/>
+                <w:szCs w:val="18"/>
+              </w:rPr>
+              <w:t xml:space="preserve"> </w:t>
+            </w:r>
+            <w:proofErr w:type="spellStart"/>
+            <w:r>
+              <w:rPr>
+                <w:sz w:val="18"/>
+                <w:szCs w:val="18"/>
+              </w:rPr>
+              <w:t>dapat</w:t>
+            </w:r>
+            <w:proofErr w:type="spellEnd"/>
+            <w:r>
+              <w:rPr>
+                <w:sz w:val="18"/>
+                <w:szCs w:val="18"/>
+              </w:rPr>
+              <w:t xml:space="preserve"> </w:t>
+            </w:r>
+            <w:proofErr w:type="spellStart"/>
+            <w:r>
+              <w:rPr>
+                <w:sz w:val="18"/>
+                <w:szCs w:val="18"/>
+              </w:rPr>
+              <w:t>berubah</w:t>
+            </w:r>
+            <w:proofErr w:type="spellEnd"/>
+            <w:r>
+              <w:rPr>
+                <w:sz w:val="18"/>
+                <w:szCs w:val="18"/>
+              </w:rPr>
+              <w:t xml:space="preserve"> </w:t>
+            </w:r>
+            <w:proofErr w:type="spellStart"/>
+            <w:r>
+              <w:rPr>
+                <w:sz w:val="18"/>
+                <w:szCs w:val="18"/>
+              </w:rPr>
+              <w:t>otomatis</w:t>
+            </w:r>
+            <w:proofErr w:type="spellEnd"/>
           </w:p>
         </w:tc>
       </w:tr>
@@ -2377,12 +2633,28 @@
             <w:pPr>
               <w:spacing w:after="0"/>
             </w:pPr>
+            <w:proofErr w:type="gramStart"/>
             <w:r>
               <w:rPr>
                 <w:color w:val="1A1A2E"/>
                 <w:sz w:val="18"/>
               </w:rPr>
-              <w:t>flex  /  grid</w:t>
+              <w:t>flex  /</w:t>
+            </w:r>
+            <w:proofErr w:type="gramEnd"/>
+            <w:r>
+              <w:rPr>
+                <w:color w:val="1A1A2E"/>
+                <w:sz w:val="18"/>
+              </w:rPr>
+              <w:t xml:space="preserve">  grid</w:t>
+            </w:r>
+            <w:r>
+              <w:rPr>
+                <w:color w:val="1A1A2E"/>
+                <w:sz w:val="18"/>
+              </w:rPr>
+              <w:t xml:space="preserve"> (flex)</w:t>
             </w:r>
           </w:p>
         </w:tc>
@@ -2393,7 +2665,91 @@
           <w:p>
             <w:pPr>
               <w:spacing w:after="0"/>
-            </w:pPr>
+              <w:rPr>
+                <w:sz w:val="18"/>
+                <w:szCs w:val="18"/>
+              </w:rPr>
+            </w:pPr>
+            <w:r>
+              <w:rPr>
+                <w:sz w:val="18"/>
+                <w:szCs w:val="18"/>
+              </w:rPr>
+              <w:t xml:space="preserve">Anak </w:t>
+            </w:r>
+            <w:proofErr w:type="spellStart"/>
+            <w:r>
+              <w:rPr>
+                <w:sz w:val="18"/>
+                <w:szCs w:val="18"/>
+              </w:rPr>
+              <w:t>kartu</w:t>
+            </w:r>
+            <w:proofErr w:type="spellEnd"/>
+            <w:r>
+              <w:rPr>
+                <w:sz w:val="18"/>
+                <w:szCs w:val="18"/>
+              </w:rPr>
+              <w:t xml:space="preserve"> </w:t>
+            </w:r>
+            <w:proofErr w:type="spellStart"/>
+            <w:r>
+              <w:rPr>
+                <w:sz w:val="18"/>
+                <w:szCs w:val="18"/>
+              </w:rPr>
+              <w:t>disusun</w:t>
+            </w:r>
+            <w:proofErr w:type="spellEnd"/>
+            <w:r>
+              <w:rPr>
+                <w:sz w:val="18"/>
+                <w:szCs w:val="18"/>
+              </w:rPr>
+              <w:t xml:space="preserve"> </w:t>
+            </w:r>
+            <w:proofErr w:type="spellStart"/>
+            <w:r>
+              <w:rPr>
+                <w:sz w:val="18"/>
+                <w:szCs w:val="18"/>
+              </w:rPr>
+              <w:t>dalam</w:t>
+            </w:r>
+            <w:proofErr w:type="spellEnd"/>
+            <w:r>
+              <w:rPr>
+                <w:sz w:val="18"/>
+                <w:szCs w:val="18"/>
+              </w:rPr>
+              <w:t xml:space="preserve"> </w:t>
+            </w:r>
+            <w:proofErr w:type="spellStart"/>
+            <w:r>
+              <w:rPr>
+                <w:sz w:val="18"/>
+                <w:szCs w:val="18"/>
+              </w:rPr>
+              <w:t>satu</w:t>
+            </w:r>
+            <w:proofErr w:type="spellEnd"/>
+            <w:r>
+              <w:rPr>
+                <w:sz w:val="18"/>
+                <w:szCs w:val="18"/>
+              </w:rPr>
+              <w:t xml:space="preserve"> </w:t>
+            </w:r>
+            <w:proofErr w:type="spellStart"/>
+            <w:r>
+              <w:rPr>
+                <w:sz w:val="18"/>
+                <w:szCs w:val="18"/>
+              </w:rPr>
+              <w:t>arah</w:t>
+            </w:r>
+            <w:proofErr w:type="spellEnd"/>
           </w:p>
         </w:tc>
       </w:tr>
@@ -2401,6 +2757,10 @@
     <w:p>
       <w:r>
         <w:br w:type="page"/>
+      </w:r>
+      <w:r>
+        <w:lastRenderedPageBreak/>
+        <w:tab/>
       </w:r>
     </w:p>
     <w:tbl>
@@ -2443,7 +2803,6 @@
                 <w:color w:val="FFFFFF"/>
                 <w:sz w:val="22"/>
               </w:rPr>
-              <w:lastRenderedPageBreak/>
               <w:t>WORKSHEET</w:t>
             </w:r>
           </w:p>
@@ -4303,7 +4662,18 @@
           <w:p>
             <w:pPr>
               <w:spacing w:after="0"/>
-            </w:pPr>
+              <w:rPr>
+                <w:sz w:val="18"/>
+                <w:szCs w:val="18"/>
+              </w:rPr>
+            </w:pPr>
+            <w:r>
+              <w:rPr>
+                <w:sz w:val="18"/>
+                <w:szCs w:val="18"/>
+              </w:rPr>
+              <w:t>Sidebar</w:t>
+            </w:r>
           </w:p>
         </w:tc>
         <w:tc>
@@ -4313,13 +4683,28 @@
           <w:p>
             <w:pPr>
               <w:spacing w:after="0"/>
-            </w:pPr>
+              <w:rPr>
+                <w:sz w:val="18"/>
+                <w:szCs w:val="18"/>
+              </w:rPr>
+            </w:pPr>
+            <w:proofErr w:type="gramStart"/>
             <w:r>
               <w:rPr>
                 <w:color w:val="1A1A2E"/>
                 <w:sz w:val="18"/>
-              </w:rPr>
-              <w:t>span  /  area bernama</w:t>
+                <w:szCs w:val="18"/>
+              </w:rPr>
+              <w:t>span  /</w:t>
+            </w:r>
+            <w:proofErr w:type="gramEnd"/>
+            <w:r>
+              <w:rPr>
+                <w:color w:val="1A1A2E"/>
+                <w:sz w:val="18"/>
+                <w:szCs w:val="18"/>
+              </w:rPr>
+              <w:t xml:space="preserve">  area bernama</w:t>
             </w:r>
           </w:p>
         </w:tc>
@@ -4330,7 +4715,34 @@
           <w:p>
             <w:pPr>
               <w:spacing w:after="0"/>
-            </w:pPr>
+              <w:rPr>
+                <w:sz w:val="18"/>
+                <w:szCs w:val="18"/>
+              </w:rPr>
+            </w:pPr>
+            <w:r>
+              <w:rPr>
+                <w:sz w:val="18"/>
+                <w:szCs w:val="18"/>
+              </w:rPr>
+              <w:t xml:space="preserve">grid-area: </w:t>
+            </w:r>
+            <w:proofErr w:type="spellStart"/>
+            <w:r>
+              <w:rPr>
+                <w:sz w:val="18"/>
+                <w:szCs w:val="18"/>
+              </w:rPr>
+              <w:t>sisi</w:t>
+            </w:r>
+            <w:proofErr w:type="spellEnd"/>
+            <w:r>
+              <w:rPr>
+                <w:sz w:val="18"/>
+                <w:szCs w:val="18"/>
+              </w:rPr>
+              <w:t>;</w:t>
+            </w:r>
           </w:p>
         </w:tc>
       </w:tr>
@@ -4345,7 +4757,36 @@
           <w:p>
             <w:pPr>
               <w:spacing w:after="0"/>
-            </w:pPr>
+              <w:rPr>
+                <w:sz w:val="18"/>
+                <w:szCs w:val="18"/>
+              </w:rPr>
+            </w:pPr>
+            <w:proofErr w:type="spellStart"/>
+            <w:r>
+              <w:rPr>
+                <w:sz w:val="18"/>
+                <w:szCs w:val="18"/>
+              </w:rPr>
+              <w:t>Konten</w:t>
+            </w:r>
+            <w:proofErr w:type="spellEnd"/>
+            <w:r>
+              <w:rPr>
+                <w:sz w:val="18"/>
+                <w:szCs w:val="18"/>
+              </w:rPr>
+              <w:t xml:space="preserve"> </w:t>
+            </w:r>
+            <w:proofErr w:type="spellStart"/>
+            <w:r>
+              <w:rPr>
+                <w:sz w:val="18"/>
+                <w:szCs w:val="18"/>
+              </w:rPr>
+              <w:t>utama</w:t>
+            </w:r>
+            <w:proofErr w:type="spellEnd"/>
           </w:p>
         </w:tc>
         <w:tc>
@@ -4355,13 +4796,28 @@
           <w:p>
             <w:pPr>
               <w:spacing w:after="0"/>
-            </w:pPr>
+              <w:rPr>
+                <w:sz w:val="18"/>
+                <w:szCs w:val="18"/>
+              </w:rPr>
+            </w:pPr>
+            <w:proofErr w:type="gramStart"/>
             <w:r>
               <w:rPr>
                 <w:color w:val="1A1A2E"/>
                 <w:sz w:val="18"/>
-              </w:rPr>
-              <w:t>span  /  area bernama</w:t>
+                <w:szCs w:val="18"/>
+              </w:rPr>
+              <w:t>span  /</w:t>
+            </w:r>
+            <w:proofErr w:type="gramEnd"/>
+            <w:r>
+              <w:rPr>
+                <w:color w:val="1A1A2E"/>
+                <w:sz w:val="18"/>
+                <w:szCs w:val="18"/>
+              </w:rPr>
+              <w:t xml:space="preserve">  area bernama</w:t>
             </w:r>
           </w:p>
         </w:tc>
@@ -4372,7 +4828,34 @@
           <w:p>
             <w:pPr>
               <w:spacing w:after="0"/>
-            </w:pPr>
+              <w:rPr>
+                <w:sz w:val="18"/>
+                <w:szCs w:val="18"/>
+              </w:rPr>
+            </w:pPr>
+            <w:r>
+              <w:rPr>
+                <w:sz w:val="18"/>
+                <w:szCs w:val="18"/>
+              </w:rPr>
+              <w:t xml:space="preserve">grid-area: </w:t>
+            </w:r>
+            <w:proofErr w:type="spellStart"/>
+            <w:r>
+              <w:rPr>
+                <w:sz w:val="18"/>
+                <w:szCs w:val="18"/>
+              </w:rPr>
+              <w:t>utama</w:t>
+            </w:r>
+            <w:proofErr w:type="spellEnd"/>
+            <w:r>
+              <w:rPr>
+                <w:sz w:val="18"/>
+                <w:szCs w:val="18"/>
+              </w:rPr>
+              <w:t>;</w:t>
+            </w:r>
           </w:p>
         </w:tc>
       </w:tr>
@@ -5256,10 +5739,9 @@
             </w:pPr>
             <w:r>
               <w:rPr>
-                <w:color w:val="1A1A2E"/>
-                <w:sz w:val="18"/>
-              </w:rPr>
-              <w:t>☐</w:t>
+                <w:rFonts w:ascii="Segoe UI Symbol" w:hAnsi="Segoe UI Symbol" w:cs="Segoe UI Symbol"/>
+              </w:rPr>
+              <w:t>✓</w:t>
             </w:r>
           </w:p>
         </w:tc>
@@ -5312,10 +5794,9 @@
             </w:pPr>
             <w:r>
               <w:rPr>
-                <w:color w:val="1A1A2E"/>
-                <w:sz w:val="18"/>
-              </w:rPr>
-              <w:t>☐</w:t>
+                <w:rFonts w:ascii="Segoe UI Symbol" w:hAnsi="Segoe UI Symbol" w:cs="Segoe UI Symbol"/>
+              </w:rPr>
+              <w:t>✓</w:t>
             </w:r>
           </w:p>
         </w:tc>
@@ -5368,10 +5849,9 @@
             </w:pPr>
             <w:r>
               <w:rPr>
-                <w:color w:val="1A1A2E"/>
-                <w:sz w:val="18"/>
-              </w:rPr>
-              <w:t>☐</w:t>
+                <w:rFonts w:ascii="Segoe UI Symbol" w:hAnsi="Segoe UI Symbol" w:cs="Segoe UI Symbol"/>
+              </w:rPr>
+              <w:t>✓</w:t>
             </w:r>
           </w:p>
         </w:tc>
@@ -5424,10 +5904,9 @@
             </w:pPr>
             <w:r>
               <w:rPr>
-                <w:color w:val="1A1A2E"/>
-                <w:sz w:val="18"/>
-              </w:rPr>
-              <w:t>☐</w:t>
+                <w:rFonts w:ascii="Segoe UI Symbol" w:hAnsi="Segoe UI Symbol" w:cs="Segoe UI Symbol"/>
+              </w:rPr>
+              <w:t>✓</w:t>
             </w:r>
           </w:p>
         </w:tc>
@@ -5480,10 +5959,9 @@
             </w:pPr>
             <w:r>
               <w:rPr>
-                <w:color w:val="1A1A2E"/>
-                <w:sz w:val="18"/>
-              </w:rPr>
-              <w:t>☐</w:t>
+                <w:rFonts w:ascii="Segoe UI Symbol" w:hAnsi="Segoe UI Symbol" w:cs="Segoe UI Symbol"/>
+              </w:rPr>
+              <w:t>✓</w:t>
             </w:r>
           </w:p>
         </w:tc>
@@ -5536,10 +6014,9 @@
             </w:pPr>
             <w:r>
               <w:rPr>
-                <w:color w:val="1A1A2E"/>
-                <w:sz w:val="18"/>
-              </w:rPr>
-              <w:t>☐</w:t>
+                <w:rFonts w:ascii="Segoe UI Symbol" w:hAnsi="Segoe UI Symbol" w:cs="Segoe UI Symbol"/>
+              </w:rPr>
+              <w:t>✓</w:t>
             </w:r>
           </w:p>
         </w:tc>
@@ -5600,27 +6077,228 @@
             <w:pPr>
               <w:spacing w:after="0"/>
             </w:pPr>
+            <w:proofErr w:type="spellStart"/>
             <w:r>
               <w:rPr>
                 <w:color w:val="1A1A2E"/>
               </w:rPr>
-              <w:t>Potongan kode:</w:t>
-            </w:r>
-          </w:p>
-          <w:p>
-            <w:pPr>
-              <w:spacing w:after="0"/>
-            </w:pPr>
-          </w:p>
-          <w:p>
-            <w:pPr>
-              <w:spacing w:after="0"/>
-            </w:pPr>
+              <w:t>Potongan</w:t>
+            </w:r>
+            <w:proofErr w:type="spellEnd"/>
             <w:r>
               <w:rPr>
                 <w:color w:val="1A1A2E"/>
               </w:rPr>
-              <w:t>Dipakai pada:</w:t>
+              <w:t xml:space="preserve"> </w:t>
+            </w:r>
+            <w:proofErr w:type="spellStart"/>
+            <w:r>
+              <w:rPr>
+                <w:color w:val="1A1A2E"/>
+              </w:rPr>
+              <w:t>kode</w:t>
+            </w:r>
+            <w:proofErr w:type="spellEnd"/>
+            <w:r>
+              <w:rPr>
+                <w:color w:val="1A1A2E"/>
+              </w:rPr>
+              <w:t>:</w:t>
+            </w:r>
+            <w:r>
+              <w:t xml:space="preserve"> </w:t>
+            </w:r>
+            <w:r>
+              <w:t xml:space="preserve">grid-template-columns: </w:t>
+            </w:r>
+            <w:proofErr w:type="gramStart"/>
+            <w:r>
+              <w:t>repeat(</w:t>
+            </w:r>
+            <w:proofErr w:type="gramEnd"/>
+            <w:r>
+              <w:t xml:space="preserve">auto-fit, </w:t>
+            </w:r>
+            <w:proofErr w:type="gramStart"/>
+            <w:r>
+              <w:t>minmax(</w:t>
+            </w:r>
+            <w:proofErr w:type="gramEnd"/>
+            <w:r>
+              <w:t>16rem, 1fr));</w:t>
+            </w:r>
+          </w:p>
+          <w:p>
+            <w:pPr>
+              <w:spacing w:after="0"/>
+              <w:rPr>
+                <w:color w:val="1A1A2E"/>
+                <w:lang w:val="en-ID"/>
+              </w:rPr>
+            </w:pPr>
+            <w:proofErr w:type="spellStart"/>
+            <w:r>
+              <w:rPr>
+                <w:color w:val="1A1A2E"/>
+              </w:rPr>
+              <w:t>Dipakai</w:t>
+            </w:r>
+            <w:proofErr w:type="spellEnd"/>
+            <w:r>
+              <w:rPr>
+                <w:color w:val="1A1A2E"/>
+              </w:rPr>
+              <w:t xml:space="preserve"> pada:</w:t>
+            </w:r>
+            <w:r>
+              <w:rPr>
+                <w:color w:val="1A1A2E"/>
+              </w:rPr>
+              <w:t xml:space="preserve"> </w:t>
+            </w:r>
+            <w:proofErr w:type="spellStart"/>
+            <w:r>
+              <w:rPr>
+                <w:color w:val="1A1A2E"/>
+                <w:lang w:val="en-ID"/>
+              </w:rPr>
+              <w:t>Galeri</w:t>
+            </w:r>
+            <w:proofErr w:type="spellEnd"/>
+            <w:r>
+              <w:rPr>
+                <w:color w:val="1A1A2E"/>
+                <w:lang w:val="en-ID"/>
+              </w:rPr>
+              <w:t xml:space="preserve"> </w:t>
+            </w:r>
+            <w:proofErr w:type="spellStart"/>
+            <w:r>
+              <w:rPr>
+                <w:color w:val="1A1A2E"/>
+                <w:lang w:val="en-ID"/>
+              </w:rPr>
+              <w:t>kartu</w:t>
+            </w:r>
+            <w:proofErr w:type="spellEnd"/>
+            <w:r>
+              <w:rPr>
+                <w:color w:val="1A1A2E"/>
+                <w:lang w:val="en-ID"/>
+              </w:rPr>
+              <w:t xml:space="preserve"> agar </w:t>
+            </w:r>
+            <w:proofErr w:type="spellStart"/>
+            <w:r>
+              <w:rPr>
+                <w:color w:val="1A1A2E"/>
+                <w:lang w:val="en-ID"/>
+              </w:rPr>
+              <w:t>jumlah</w:t>
+            </w:r>
+            <w:proofErr w:type="spellEnd"/>
+            <w:r>
+              <w:rPr>
+                <w:color w:val="1A1A2E"/>
+                <w:lang w:val="en-ID"/>
+              </w:rPr>
+              <w:t xml:space="preserve"> </w:t>
+            </w:r>
+            <w:proofErr w:type="spellStart"/>
+            <w:r>
+              <w:rPr>
+                <w:color w:val="1A1A2E"/>
+                <w:lang w:val="en-ID"/>
+              </w:rPr>
+              <w:t>kolom</w:t>
+            </w:r>
+            <w:proofErr w:type="spellEnd"/>
+            <w:r>
+              <w:rPr>
+                <w:color w:val="1A1A2E"/>
+                <w:lang w:val="en-ID"/>
+              </w:rPr>
+              <w:t xml:space="preserve"> </w:t>
+            </w:r>
+            <w:proofErr w:type="spellStart"/>
+            <w:r>
+              <w:rPr>
+                <w:color w:val="1A1A2E"/>
+                <w:lang w:val="en-ID"/>
+              </w:rPr>
+              <w:t>berubah</w:t>
+            </w:r>
+            <w:proofErr w:type="spellEnd"/>
+            <w:r>
+              <w:rPr>
+                <w:color w:val="1A1A2E"/>
+                <w:lang w:val="en-ID"/>
+              </w:rPr>
+              <w:t xml:space="preserve"> </w:t>
+            </w:r>
+            <w:proofErr w:type="spellStart"/>
+            <w:r>
+              <w:rPr>
+                <w:color w:val="1A1A2E"/>
+                <w:lang w:val="en-ID"/>
+              </w:rPr>
+              <w:t>otomatis</w:t>
+            </w:r>
+            <w:proofErr w:type="spellEnd"/>
+            <w:r>
+              <w:rPr>
+                <w:color w:val="1A1A2E"/>
+                <w:lang w:val="en-ID"/>
+              </w:rPr>
+              <w:t xml:space="preserve"> </w:t>
+            </w:r>
+            <w:proofErr w:type="spellStart"/>
+            <w:r>
+              <w:rPr>
+                <w:color w:val="1A1A2E"/>
+                <w:lang w:val="en-ID"/>
+              </w:rPr>
+              <w:t>mengikuti</w:t>
+            </w:r>
+            <w:proofErr w:type="spellEnd"/>
+            <w:r>
+              <w:rPr>
+                <w:color w:val="1A1A2E"/>
+                <w:lang w:val="en-ID"/>
+              </w:rPr>
+              <w:t xml:space="preserve"> </w:t>
+            </w:r>
+            <w:proofErr w:type="spellStart"/>
+            <w:r>
+              <w:rPr>
+                <w:color w:val="1A1A2E"/>
+                <w:lang w:val="en-ID"/>
+              </w:rPr>
+              <w:t>lebar</w:t>
+            </w:r>
+            <w:proofErr w:type="spellEnd"/>
+            <w:r>
+              <w:rPr>
+                <w:color w:val="1A1A2E"/>
+                <w:lang w:val="en-ID"/>
+              </w:rPr>
+              <w:t xml:space="preserve"> </w:t>
+            </w:r>
+            <w:proofErr w:type="spellStart"/>
+            <w:r>
+              <w:rPr>
+                <w:color w:val="1A1A2E"/>
+                <w:lang w:val="en-ID"/>
+              </w:rPr>
+              <w:t>layar</w:t>
+            </w:r>
+            <w:proofErr w:type="spellEnd"/>
+            <w:r>
+              <w:rPr>
+                <w:color w:val="1A1A2E"/>
+                <w:lang w:val="en-ID"/>
+              </w:rPr>
+              <w:t>.</w:t>
             </w:r>
           </w:p>
         </w:tc>
@@ -5630,14 +6308,44 @@
       <w:pPr>
         <w:spacing w:before="280" w:after="80"/>
       </w:pPr>
+      <w:proofErr w:type="gramStart"/>
       <w:r>
         <w:rPr>
           <w:b/>
           <w:color w:val="003796"/>
           <w:sz w:val="22"/>
         </w:rPr>
-        <w:t>F.3  Penilaian mandiri</w:t>
+        <w:t xml:space="preserve">F.3  </w:t>
       </w:r>
+      <w:proofErr w:type="spellStart"/>
+      <w:r>
+        <w:rPr>
+          <w:b/>
+          <w:color w:val="003796"/>
+          <w:sz w:val="22"/>
+        </w:rPr>
+        <w:t>Penilaian</w:t>
+      </w:r>
+      <w:proofErr w:type="spellEnd"/>
+      <w:proofErr w:type="gramEnd"/>
+      <w:r>
+        <w:rPr>
+          <w:b/>
+          <w:color w:val="003796"/>
+          <w:sz w:val="22"/>
+        </w:rPr>
+        <w:t xml:space="preserve"> </w:t>
+      </w:r>
+      <w:proofErr w:type="spellStart"/>
+      <w:r>
+        <w:rPr>
+          <w:b/>
+          <w:color w:val="003796"/>
+          <w:sz w:val="22"/>
+        </w:rPr>
+        <w:t>mandiri</w:t>
+      </w:r>
+      <w:proofErr w:type="spellEnd"/>
     </w:p>
     <w:tbl>
       <w:tblPr>
@@ -5786,7 +6494,18 @@
           <w:p>
             <w:pPr>
               <w:spacing w:after="0"/>
-            </w:pPr>
+              <w:rPr>
+                <w:sz w:val="18"/>
+                <w:szCs w:val="18"/>
+              </w:rPr>
+            </w:pPr>
+            <w:r>
+              <w:rPr>
+                <w:sz w:val="18"/>
+                <w:szCs w:val="18"/>
+              </w:rPr>
+              <w:t>30</w:t>
+            </w:r>
           </w:p>
         </w:tc>
         <w:tc>
@@ -5852,7 +6571,18 @@
           <w:p>
             <w:pPr>
               <w:spacing w:after="0"/>
-            </w:pPr>
+              <w:rPr>
+                <w:sz w:val="18"/>
+                <w:szCs w:val="18"/>
+              </w:rPr>
+            </w:pPr>
+            <w:r>
+              <w:rPr>
+                <w:sz w:val="18"/>
+                <w:szCs w:val="18"/>
+              </w:rPr>
+              <w:t>25</w:t>
+            </w:r>
           </w:p>
         </w:tc>
         <w:tc>
@@ -5918,7 +6648,18 @@
           <w:p>
             <w:pPr>
               <w:spacing w:after="0"/>
-            </w:pPr>
+              <w:rPr>
+                <w:sz w:val="18"/>
+                <w:szCs w:val="18"/>
+              </w:rPr>
+            </w:pPr>
+            <w:r>
+              <w:rPr>
+                <w:sz w:val="18"/>
+                <w:szCs w:val="18"/>
+              </w:rPr>
+              <w:t>25-30</w:t>
+            </w:r>
           </w:p>
         </w:tc>
         <w:tc>
@@ -5984,7 +6725,18 @@
           <w:p>
             <w:pPr>
               <w:spacing w:after="0"/>
-            </w:pPr>
+              <w:rPr>
+                <w:sz w:val="18"/>
+                <w:szCs w:val="18"/>
+              </w:rPr>
+            </w:pPr>
+            <w:r>
+              <w:rPr>
+                <w:sz w:val="18"/>
+                <w:szCs w:val="18"/>
+              </w:rPr>
+              <w:t>10-15</w:t>
+            </w:r>
           </w:p>
         </w:tc>
         <w:tc>
@@ -6050,7 +6802,18 @@
           <w:p>
             <w:pPr>
               <w:spacing w:after="0"/>
-            </w:pPr>
+              <w:rPr>
+                <w:sz w:val="18"/>
+                <w:szCs w:val="18"/>
+              </w:rPr>
+            </w:pPr>
+            <w:r>
+              <w:rPr>
+                <w:sz w:val="18"/>
+                <w:szCs w:val="18"/>
+              </w:rPr>
+              <w:t>Bismillah 90-100</w:t>
+            </w:r>
           </w:p>
         </w:tc>
         <w:tc>
@@ -6179,7 +6942,242 @@
           <w:p>
             <w:pPr>
               <w:spacing w:after="0"/>
-            </w:pPr>
+              <w:rPr>
+                <w:sz w:val="18"/>
+                <w:szCs w:val="18"/>
+              </w:rPr>
+            </w:pPr>
+            <w:r>
+              <w:rPr>
+                <w:sz w:val="18"/>
+                <w:szCs w:val="18"/>
+              </w:rPr>
+              <w:t xml:space="preserve">Navbar dan </w:t>
+            </w:r>
+            <w:proofErr w:type="spellStart"/>
+            <w:r>
+              <w:rPr>
+                <w:sz w:val="18"/>
+                <w:szCs w:val="18"/>
+              </w:rPr>
+              <w:t>bagian</w:t>
+            </w:r>
+            <w:proofErr w:type="spellEnd"/>
+            <w:r>
+              <w:rPr>
+                <w:sz w:val="18"/>
+                <w:szCs w:val="18"/>
+              </w:rPr>
+              <w:t xml:space="preserve"> kaki </w:t>
+            </w:r>
+            <w:proofErr w:type="spellStart"/>
+            <w:r>
+              <w:rPr>
+                <w:sz w:val="18"/>
+                <w:szCs w:val="18"/>
+              </w:rPr>
+              <w:t>kartu</w:t>
+            </w:r>
+            <w:proofErr w:type="spellEnd"/>
+            <w:r>
+              <w:rPr>
+                <w:sz w:val="18"/>
+                <w:szCs w:val="18"/>
+              </w:rPr>
+              <w:t xml:space="preserve"> </w:t>
+            </w:r>
+            <w:proofErr w:type="spellStart"/>
+            <w:r>
+              <w:rPr>
+                <w:sz w:val="18"/>
+                <w:szCs w:val="18"/>
+              </w:rPr>
+              <w:t>memakai</w:t>
+            </w:r>
+            <w:proofErr w:type="spellEnd"/>
+            <w:r>
+              <w:rPr>
+                <w:sz w:val="18"/>
+                <w:szCs w:val="18"/>
+              </w:rPr>
+              <w:t xml:space="preserve"> Flexbox </w:t>
+            </w:r>
+            <w:proofErr w:type="spellStart"/>
+            <w:r>
+              <w:rPr>
+                <w:sz w:val="18"/>
+                <w:szCs w:val="18"/>
+              </w:rPr>
+              <w:t>karena</w:t>
+            </w:r>
+            <w:proofErr w:type="spellEnd"/>
+            <w:r>
+              <w:rPr>
+                <w:sz w:val="18"/>
+                <w:szCs w:val="18"/>
+              </w:rPr>
+              <w:t xml:space="preserve"> </w:t>
+            </w:r>
+            <w:proofErr w:type="spellStart"/>
+            <w:r>
+              <w:rPr>
+                <w:sz w:val="18"/>
+                <w:szCs w:val="18"/>
+              </w:rPr>
+              <w:t>elemen</w:t>
+            </w:r>
+            <w:proofErr w:type="spellEnd"/>
+            <w:r>
+              <w:rPr>
+                <w:sz w:val="18"/>
+                <w:szCs w:val="18"/>
+              </w:rPr>
+              <w:t xml:space="preserve"> di </w:t>
+            </w:r>
+            <w:proofErr w:type="spellStart"/>
+            <w:r>
+              <w:rPr>
+                <w:sz w:val="18"/>
+                <w:szCs w:val="18"/>
+              </w:rPr>
+              <w:t>dalamnya</w:t>
+            </w:r>
+            <w:proofErr w:type="spellEnd"/>
+            <w:r>
+              <w:rPr>
+                <w:sz w:val="18"/>
+                <w:szCs w:val="18"/>
+              </w:rPr>
+              <w:t xml:space="preserve"> </w:t>
+            </w:r>
+            <w:proofErr w:type="spellStart"/>
+            <w:r>
+              <w:rPr>
+                <w:sz w:val="18"/>
+                <w:szCs w:val="18"/>
+              </w:rPr>
+              <w:t>disusun</w:t>
+            </w:r>
+            <w:proofErr w:type="spellEnd"/>
+            <w:r>
+              <w:rPr>
+                <w:sz w:val="18"/>
+                <w:szCs w:val="18"/>
+              </w:rPr>
+              <w:t xml:space="preserve"> </w:t>
+            </w:r>
+            <w:proofErr w:type="spellStart"/>
+            <w:r>
+              <w:rPr>
+                <w:sz w:val="18"/>
+                <w:szCs w:val="18"/>
+              </w:rPr>
+              <w:t>dalam</w:t>
+            </w:r>
+            <w:proofErr w:type="spellEnd"/>
+            <w:r>
+              <w:rPr>
+                <w:sz w:val="18"/>
+                <w:szCs w:val="18"/>
+              </w:rPr>
+              <w:t xml:space="preserve"> </w:t>
+            </w:r>
+            <w:proofErr w:type="spellStart"/>
+            <w:r>
+              <w:rPr>
+                <w:sz w:val="18"/>
+                <w:szCs w:val="18"/>
+              </w:rPr>
+              <w:t>satu</w:t>
+            </w:r>
+            <w:proofErr w:type="spellEnd"/>
+            <w:r>
+              <w:rPr>
+                <w:sz w:val="18"/>
+                <w:szCs w:val="18"/>
+              </w:rPr>
+              <w:t xml:space="preserve"> </w:t>
+            </w:r>
+            <w:proofErr w:type="spellStart"/>
+            <w:r>
+              <w:rPr>
+                <w:sz w:val="18"/>
+                <w:szCs w:val="18"/>
+              </w:rPr>
+              <w:t>arah</w:t>
+            </w:r>
+            <w:proofErr w:type="spellEnd"/>
+            <w:r>
+              <w:rPr>
+                <w:sz w:val="18"/>
+                <w:szCs w:val="18"/>
+              </w:rPr>
+              <w:t xml:space="preserve"> dan </w:t>
+            </w:r>
+            <w:proofErr w:type="spellStart"/>
+            <w:r>
+              <w:rPr>
+                <w:sz w:val="18"/>
+                <w:szCs w:val="18"/>
+              </w:rPr>
+              <w:t>membutuhkan</w:t>
+            </w:r>
+            <w:proofErr w:type="spellEnd"/>
+            <w:r>
+              <w:rPr>
+                <w:sz w:val="18"/>
+                <w:szCs w:val="18"/>
+              </w:rPr>
+              <w:t xml:space="preserve"> </w:t>
+            </w:r>
+            <w:proofErr w:type="spellStart"/>
+            <w:r>
+              <w:rPr>
+                <w:sz w:val="18"/>
+                <w:szCs w:val="18"/>
+              </w:rPr>
+              <w:t>pengaturan</w:t>
+            </w:r>
+            <w:proofErr w:type="spellEnd"/>
+            <w:r>
+              <w:rPr>
+                <w:sz w:val="18"/>
+                <w:szCs w:val="18"/>
+              </w:rPr>
+              <w:t xml:space="preserve"> </w:t>
+            </w:r>
+            <w:proofErr w:type="spellStart"/>
+            <w:r>
+              <w:rPr>
+                <w:sz w:val="18"/>
+                <w:szCs w:val="18"/>
+              </w:rPr>
+              <w:t>jarak</w:t>
+            </w:r>
+            <w:proofErr w:type="spellEnd"/>
+            <w:r>
+              <w:rPr>
+                <w:sz w:val="18"/>
+                <w:szCs w:val="18"/>
+              </w:rPr>
+              <w:t xml:space="preserve"> </w:t>
+            </w:r>
+            <w:proofErr w:type="spellStart"/>
+            <w:r>
+              <w:rPr>
+                <w:sz w:val="18"/>
+                <w:szCs w:val="18"/>
+              </w:rPr>
+              <w:t>menggunakan</w:t>
+            </w:r>
+            <w:proofErr w:type="spellEnd"/>
+            <w:r>
+              <w:rPr>
+                <w:sz w:val="18"/>
+                <w:szCs w:val="18"/>
+              </w:rPr>
+              <w:t xml:space="preserve"> gap.</w:t>
+            </w:r>
           </w:p>
         </w:tc>
       </w:tr>
@@ -6211,7 +7209,235 @@
           <w:p>
             <w:pPr>
               <w:spacing w:after="0"/>
-            </w:pPr>
+              <w:rPr>
+                <w:sz w:val="18"/>
+                <w:szCs w:val="18"/>
+              </w:rPr>
+            </w:pPr>
+            <w:proofErr w:type="spellStart"/>
+            <w:r>
+              <w:rPr>
+                <w:sz w:val="18"/>
+                <w:szCs w:val="18"/>
+              </w:rPr>
+              <w:t>Kerangka</w:t>
+            </w:r>
+            <w:proofErr w:type="spellEnd"/>
+            <w:r>
+              <w:rPr>
+                <w:sz w:val="18"/>
+                <w:szCs w:val="18"/>
+              </w:rPr>
+              <w:t xml:space="preserve"> </w:t>
+            </w:r>
+            <w:proofErr w:type="spellStart"/>
+            <w:r>
+              <w:rPr>
+                <w:sz w:val="18"/>
+                <w:szCs w:val="18"/>
+              </w:rPr>
+              <w:t>halaman</w:t>
+            </w:r>
+            <w:proofErr w:type="spellEnd"/>
+            <w:r>
+              <w:rPr>
+                <w:sz w:val="18"/>
+                <w:szCs w:val="18"/>
+              </w:rPr>
+              <w:t xml:space="preserve"> dan </w:t>
+            </w:r>
+            <w:proofErr w:type="spellStart"/>
+            <w:r>
+              <w:rPr>
+                <w:sz w:val="18"/>
+                <w:szCs w:val="18"/>
+              </w:rPr>
+              <w:t>galeri</w:t>
+            </w:r>
+            <w:proofErr w:type="spellEnd"/>
+            <w:r>
+              <w:rPr>
+                <w:sz w:val="18"/>
+                <w:szCs w:val="18"/>
+              </w:rPr>
+              <w:t xml:space="preserve"> </w:t>
+            </w:r>
+            <w:proofErr w:type="spellStart"/>
+            <w:r>
+              <w:rPr>
+                <w:sz w:val="18"/>
+                <w:szCs w:val="18"/>
+              </w:rPr>
+              <w:t>memakai</w:t>
+            </w:r>
+            <w:proofErr w:type="spellEnd"/>
+            <w:r>
+              <w:rPr>
+                <w:sz w:val="18"/>
+                <w:szCs w:val="18"/>
+              </w:rPr>
+              <w:t xml:space="preserve"> Grid </w:t>
+            </w:r>
+            <w:proofErr w:type="spellStart"/>
+            <w:r>
+              <w:rPr>
+                <w:sz w:val="18"/>
+                <w:szCs w:val="18"/>
+              </w:rPr>
+              <w:t>karena</w:t>
+            </w:r>
+            <w:proofErr w:type="spellEnd"/>
+            <w:r>
+              <w:rPr>
+                <w:sz w:val="18"/>
+                <w:szCs w:val="18"/>
+              </w:rPr>
+              <w:t xml:space="preserve"> </w:t>
+            </w:r>
+            <w:proofErr w:type="spellStart"/>
+            <w:r>
+              <w:rPr>
+                <w:sz w:val="18"/>
+                <w:szCs w:val="18"/>
+              </w:rPr>
+              <w:t>membutuhkan</w:t>
+            </w:r>
+            <w:proofErr w:type="spellEnd"/>
+            <w:r>
+              <w:rPr>
+                <w:sz w:val="18"/>
+                <w:szCs w:val="18"/>
+              </w:rPr>
+              <w:t xml:space="preserve"> </w:t>
+            </w:r>
+            <w:proofErr w:type="spellStart"/>
+            <w:r>
+              <w:rPr>
+                <w:sz w:val="18"/>
+                <w:szCs w:val="18"/>
+              </w:rPr>
+              <w:t>pengaturan</w:t>
+            </w:r>
+            <w:proofErr w:type="spellEnd"/>
+            <w:r>
+              <w:rPr>
+                <w:sz w:val="18"/>
+                <w:szCs w:val="18"/>
+              </w:rPr>
+              <w:t xml:space="preserve"> dua </w:t>
+            </w:r>
+            <w:proofErr w:type="spellStart"/>
+            <w:r>
+              <w:rPr>
+                <w:sz w:val="18"/>
+                <w:szCs w:val="18"/>
+              </w:rPr>
+              <w:t>arah</w:t>
+            </w:r>
+            <w:proofErr w:type="spellEnd"/>
+            <w:r>
+              <w:rPr>
+                <w:sz w:val="18"/>
+                <w:szCs w:val="18"/>
+              </w:rPr>
+              <w:t xml:space="preserve"> </w:t>
+            </w:r>
+            <w:proofErr w:type="spellStart"/>
+            <w:r>
+              <w:rPr>
+                <w:sz w:val="18"/>
+                <w:szCs w:val="18"/>
+              </w:rPr>
+              <w:t>serta</w:t>
+            </w:r>
+            <w:proofErr w:type="spellEnd"/>
+            <w:r>
+              <w:rPr>
+                <w:sz w:val="18"/>
+                <w:szCs w:val="18"/>
+              </w:rPr>
+              <w:t xml:space="preserve"> </w:t>
+            </w:r>
+            <w:proofErr w:type="spellStart"/>
+            <w:r>
+              <w:rPr>
+                <w:sz w:val="18"/>
+                <w:szCs w:val="18"/>
+              </w:rPr>
+              <w:t>pembagian</w:t>
+            </w:r>
+            <w:proofErr w:type="spellEnd"/>
+            <w:r>
+              <w:rPr>
+                <w:sz w:val="18"/>
+                <w:szCs w:val="18"/>
+              </w:rPr>
+              <w:t xml:space="preserve"> </w:t>
+            </w:r>
+            <w:proofErr w:type="spellStart"/>
+            <w:r>
+              <w:rPr>
+                <w:sz w:val="18"/>
+                <w:szCs w:val="18"/>
+              </w:rPr>
+              <w:t>kolom</w:t>
+            </w:r>
+            <w:proofErr w:type="spellEnd"/>
+            <w:r>
+              <w:rPr>
+                <w:sz w:val="18"/>
+                <w:szCs w:val="18"/>
+              </w:rPr>
+              <w:t xml:space="preserve"> yang </w:t>
+            </w:r>
+            <w:proofErr w:type="spellStart"/>
+            <w:r>
+              <w:rPr>
+                <w:sz w:val="18"/>
+                <w:szCs w:val="18"/>
+              </w:rPr>
+              <w:t>dapat</w:t>
+            </w:r>
+            <w:proofErr w:type="spellEnd"/>
+            <w:r>
+              <w:rPr>
+                <w:sz w:val="18"/>
+                <w:szCs w:val="18"/>
+              </w:rPr>
+              <w:t xml:space="preserve"> </w:t>
+            </w:r>
+            <w:proofErr w:type="spellStart"/>
+            <w:r>
+              <w:rPr>
+                <w:sz w:val="18"/>
+                <w:szCs w:val="18"/>
+              </w:rPr>
+              <w:t>menyesuaikan</w:t>
+            </w:r>
+            <w:proofErr w:type="spellEnd"/>
+            <w:r>
+              <w:rPr>
+                <w:sz w:val="18"/>
+                <w:szCs w:val="18"/>
+              </w:rPr>
+              <w:t xml:space="preserve"> </w:t>
+            </w:r>
+            <w:proofErr w:type="spellStart"/>
+            <w:r>
+              <w:rPr>
+                <w:sz w:val="18"/>
+                <w:szCs w:val="18"/>
+              </w:rPr>
+              <w:t>ruang</w:t>
+            </w:r>
+            <w:proofErr w:type="spellEnd"/>
+            <w:r>
+              <w:rPr>
+                <w:sz w:val="18"/>
+                <w:szCs w:val="18"/>
+              </w:rPr>
+              <w:t>.</w:t>
+            </w:r>
           </w:p>
         </w:tc>
       </w:tr>
@@ -6243,7 +7469,130 @@
           <w:p>
             <w:pPr>
               <w:spacing w:after="0"/>
-            </w:pPr>
+              <w:rPr>
+                <w:sz w:val="18"/>
+                <w:szCs w:val="18"/>
+              </w:rPr>
+            </w:pPr>
+            <w:r>
+              <w:rPr>
+                <w:sz w:val="18"/>
+                <w:szCs w:val="18"/>
+              </w:rPr>
+              <w:t xml:space="preserve">Kolom </w:t>
+            </w:r>
+            <w:proofErr w:type="spellStart"/>
+            <w:r>
+              <w:rPr>
+                <w:sz w:val="18"/>
+                <w:szCs w:val="18"/>
+              </w:rPr>
+              <w:t>dapat</w:t>
+            </w:r>
+            <w:proofErr w:type="spellEnd"/>
+            <w:r>
+              <w:rPr>
+                <w:sz w:val="18"/>
+                <w:szCs w:val="18"/>
+              </w:rPr>
+              <w:t xml:space="preserve"> </w:t>
+            </w:r>
+            <w:proofErr w:type="spellStart"/>
+            <w:r>
+              <w:rPr>
+                <w:sz w:val="18"/>
+                <w:szCs w:val="18"/>
+              </w:rPr>
+              <w:t>terdorong</w:t>
+            </w:r>
+            <w:proofErr w:type="spellEnd"/>
+            <w:r>
+              <w:rPr>
+                <w:sz w:val="18"/>
+                <w:szCs w:val="18"/>
+              </w:rPr>
+              <w:t xml:space="preserve"> oleh </w:t>
+            </w:r>
+            <w:proofErr w:type="spellStart"/>
+            <w:r>
+              <w:rPr>
+                <w:sz w:val="18"/>
+                <w:szCs w:val="18"/>
+              </w:rPr>
+              <w:t>isi</w:t>
+            </w:r>
+            <w:proofErr w:type="spellEnd"/>
+            <w:r>
+              <w:rPr>
+                <w:sz w:val="18"/>
+                <w:szCs w:val="18"/>
+              </w:rPr>
+              <w:t xml:space="preserve"> yang </w:t>
+            </w:r>
+            <w:proofErr w:type="spellStart"/>
+            <w:r>
+              <w:rPr>
+                <w:sz w:val="18"/>
+                <w:szCs w:val="18"/>
+              </w:rPr>
+              <w:t>panjang</w:t>
+            </w:r>
+            <w:proofErr w:type="spellEnd"/>
+            <w:r>
+              <w:rPr>
+                <w:sz w:val="18"/>
+                <w:szCs w:val="18"/>
+              </w:rPr>
+              <w:t xml:space="preserve">, </w:t>
+            </w:r>
+            <w:proofErr w:type="spellStart"/>
+            <w:r>
+              <w:rPr>
+                <w:sz w:val="18"/>
+                <w:szCs w:val="18"/>
+              </w:rPr>
+              <w:t>sehingga</w:t>
+            </w:r>
+            <w:proofErr w:type="spellEnd"/>
+            <w:r>
+              <w:rPr>
+                <w:sz w:val="18"/>
+                <w:szCs w:val="18"/>
+              </w:rPr>
+              <w:t xml:space="preserve"> </w:t>
+            </w:r>
+            <w:proofErr w:type="spellStart"/>
+            <w:r>
+              <w:rPr>
+                <w:sz w:val="18"/>
+                <w:szCs w:val="18"/>
+              </w:rPr>
+              <w:t>diperbaiki</w:t>
+            </w:r>
+            <w:proofErr w:type="spellEnd"/>
+            <w:r>
+              <w:rPr>
+                <w:sz w:val="18"/>
+                <w:szCs w:val="18"/>
+              </w:rPr>
+              <w:t xml:space="preserve"> </w:t>
+            </w:r>
+            <w:proofErr w:type="spellStart"/>
+            <w:r>
+              <w:rPr>
+                <w:sz w:val="18"/>
+                <w:szCs w:val="18"/>
+              </w:rPr>
+              <w:t>dengan</w:t>
+            </w:r>
+            <w:proofErr w:type="spellEnd"/>
+            <w:r>
+              <w:rPr>
+                <w:sz w:val="18"/>
+                <w:szCs w:val="18"/>
+              </w:rPr>
+              <w:t xml:space="preserve"> min-width: 0 dan overflow-wrap: anywhere.</w:t>
+            </w:r>
           </w:p>
         </w:tc>
       </w:tr>
@@ -6296,23 +7645,358 @@
               <w:rPr>
                 <w:color w:val="B00020"/>
               </w:rPr>
-              <w:t>Bagian yang paling sulit:</w:t>
-            </w:r>
-          </w:p>
-          <w:p>
-            <w:pPr>
-              <w:spacing w:after="0"/>
-            </w:pPr>
-          </w:p>
-          <w:p>
-            <w:pPr>
-              <w:spacing w:after="0"/>
-            </w:pPr>
+              <w:t xml:space="preserve">Bagian yang paling </w:t>
+            </w:r>
+            <w:proofErr w:type="spellStart"/>
             <w:r>
               <w:rPr>
                 <w:color w:val="B00020"/>
               </w:rPr>
-              <w:t>Bagian yang saya ingin dibahas di kelas:</w:t>
+              <w:t>sulit</w:t>
+            </w:r>
+            <w:proofErr w:type="spellEnd"/>
+            <w:r>
+              <w:rPr>
+                <w:color w:val="B00020"/>
+              </w:rPr>
+              <w:t>:</w:t>
+            </w:r>
+            <w:r>
+              <w:rPr>
+                <w:color w:val="B00020"/>
+              </w:rPr>
+              <w:t xml:space="preserve"> </w:t>
+            </w:r>
+            <w:proofErr w:type="spellStart"/>
+            <w:r>
+              <w:rPr>
+                <w:color w:val="B00020"/>
+              </w:rPr>
+              <w:t>Menyesuaikan</w:t>
+            </w:r>
+            <w:proofErr w:type="spellEnd"/>
+            <w:r>
+              <w:rPr>
+                <w:color w:val="B00020"/>
+              </w:rPr>
+              <w:t xml:space="preserve"> Grid dua </w:t>
+            </w:r>
+            <w:proofErr w:type="spellStart"/>
+            <w:r>
+              <w:rPr>
+                <w:color w:val="B00020"/>
+              </w:rPr>
+              <w:t>kolom</w:t>
+            </w:r>
+            <w:proofErr w:type="spellEnd"/>
+            <w:r>
+              <w:rPr>
+                <w:color w:val="B00020"/>
+              </w:rPr>
+              <w:t xml:space="preserve"> agar </w:t>
+            </w:r>
+            <w:proofErr w:type="spellStart"/>
+            <w:r>
+              <w:rPr>
+                <w:color w:val="B00020"/>
+              </w:rPr>
+              <w:t>tetap</w:t>
+            </w:r>
+            <w:proofErr w:type="spellEnd"/>
+            <w:r>
+              <w:rPr>
+                <w:color w:val="B00020"/>
+              </w:rPr>
+              <w:t xml:space="preserve"> </w:t>
+            </w:r>
+            <w:proofErr w:type="spellStart"/>
+            <w:r>
+              <w:rPr>
+                <w:color w:val="B00020"/>
+              </w:rPr>
+              <w:t>rapi</w:t>
+            </w:r>
+            <w:proofErr w:type="spellEnd"/>
+            <w:r>
+              <w:rPr>
+                <w:color w:val="B00020"/>
+              </w:rPr>
+              <w:t xml:space="preserve"> pada </w:t>
+            </w:r>
+            <w:proofErr w:type="spellStart"/>
+            <w:r>
+              <w:rPr>
+                <w:color w:val="B00020"/>
+              </w:rPr>
+              <w:t>layar</w:t>
+            </w:r>
+            <w:proofErr w:type="spellEnd"/>
+            <w:r>
+              <w:rPr>
+                <w:color w:val="B00020"/>
+              </w:rPr>
+              <w:t xml:space="preserve"> </w:t>
+            </w:r>
+            <w:proofErr w:type="spellStart"/>
+            <w:r>
+              <w:rPr>
+                <w:color w:val="B00020"/>
+              </w:rPr>
+              <w:t>kecil</w:t>
+            </w:r>
+            <w:proofErr w:type="spellEnd"/>
+            <w:r>
+              <w:rPr>
+                <w:color w:val="B00020"/>
+              </w:rPr>
+              <w:t xml:space="preserve"> </w:t>
+            </w:r>
+            <w:proofErr w:type="spellStart"/>
+            <w:r>
+              <w:rPr>
+                <w:color w:val="B00020"/>
+              </w:rPr>
+              <w:t>tanpa</w:t>
+            </w:r>
+            <w:proofErr w:type="spellEnd"/>
+            <w:r>
+              <w:rPr>
+                <w:color w:val="B00020"/>
+              </w:rPr>
+              <w:t xml:space="preserve"> </w:t>
+            </w:r>
+            <w:proofErr w:type="spellStart"/>
+            <w:r>
+              <w:rPr>
+                <w:color w:val="B00020"/>
+              </w:rPr>
+              <w:t>membuat</w:t>
+            </w:r>
+            <w:proofErr w:type="spellEnd"/>
+            <w:r>
+              <w:rPr>
+                <w:color w:val="B00020"/>
+              </w:rPr>
+              <w:t xml:space="preserve"> </w:t>
+            </w:r>
+            <w:proofErr w:type="spellStart"/>
+            <w:r>
+              <w:rPr>
+                <w:color w:val="B00020"/>
+              </w:rPr>
+              <w:t>isi</w:t>
+            </w:r>
+            <w:proofErr w:type="spellEnd"/>
+            <w:r>
+              <w:rPr>
+                <w:color w:val="B00020"/>
+              </w:rPr>
+              <w:t xml:space="preserve"> </w:t>
+            </w:r>
+            <w:proofErr w:type="spellStart"/>
+            <w:r>
+              <w:rPr>
+                <w:color w:val="B00020"/>
+              </w:rPr>
+              <w:t>meluber</w:t>
+            </w:r>
+            <w:proofErr w:type="spellEnd"/>
+            <w:r>
+              <w:rPr>
+                <w:color w:val="B00020"/>
+              </w:rPr>
+              <w:t>.</w:t>
+            </w:r>
+          </w:p>
+          <w:p>
+            <w:pPr>
+              <w:spacing w:after="0"/>
+            </w:pPr>
+            <w:r>
+              <w:rPr>
+                <w:color w:val="B00020"/>
+              </w:rPr>
+              <w:t xml:space="preserve">Bagian yang saya </w:t>
+            </w:r>
+            <w:proofErr w:type="spellStart"/>
+            <w:r>
+              <w:rPr>
+                <w:color w:val="B00020"/>
+              </w:rPr>
+              <w:t>ingin</w:t>
+            </w:r>
+            <w:proofErr w:type="spellEnd"/>
+            <w:r>
+              <w:rPr>
+                <w:color w:val="B00020"/>
+              </w:rPr>
+              <w:t xml:space="preserve"> </w:t>
+            </w:r>
+            <w:proofErr w:type="spellStart"/>
+            <w:r>
+              <w:rPr>
+                <w:color w:val="B00020"/>
+              </w:rPr>
+              <w:t>dibahas</w:t>
+            </w:r>
+            <w:proofErr w:type="spellEnd"/>
+            <w:r>
+              <w:rPr>
+                <w:color w:val="B00020"/>
+              </w:rPr>
+              <w:t xml:space="preserve"> di </w:t>
+            </w:r>
+            <w:proofErr w:type="spellStart"/>
+            <w:r>
+              <w:rPr>
+                <w:color w:val="B00020"/>
+              </w:rPr>
+              <w:t>kelas</w:t>
+            </w:r>
+            <w:proofErr w:type="spellEnd"/>
+            <w:r>
+              <w:rPr>
+                <w:color w:val="B00020"/>
+              </w:rPr>
+              <w:t>:</w:t>
+            </w:r>
+            <w:r>
+              <w:rPr>
+                <w:color w:val="B00020"/>
+              </w:rPr>
+              <w:t xml:space="preserve"> </w:t>
+            </w:r>
+            <w:r>
+              <w:rPr>
+                <w:color w:val="B00020"/>
+              </w:rPr>
+              <w:t xml:space="preserve">Cara </w:t>
+            </w:r>
+            <w:proofErr w:type="spellStart"/>
+            <w:r>
+              <w:rPr>
+                <w:color w:val="B00020"/>
+              </w:rPr>
+              <w:t>menentukan</w:t>
+            </w:r>
+            <w:proofErr w:type="spellEnd"/>
+            <w:r>
+              <w:rPr>
+                <w:color w:val="B00020"/>
+              </w:rPr>
+              <w:t xml:space="preserve"> </w:t>
+            </w:r>
+            <w:proofErr w:type="spellStart"/>
+            <w:r>
+              <w:rPr>
+                <w:color w:val="B00020"/>
+              </w:rPr>
+              <w:t>ukuran</w:t>
+            </w:r>
+            <w:proofErr w:type="spellEnd"/>
+            <w:r>
+              <w:rPr>
+                <w:color w:val="B00020"/>
+              </w:rPr>
+              <w:t xml:space="preserve"> </w:t>
+            </w:r>
+            <w:proofErr w:type="gramStart"/>
+            <w:r>
+              <w:rPr>
+                <w:color w:val="B00020"/>
+              </w:rPr>
+              <w:t>minmax(</w:t>
+            </w:r>
+            <w:proofErr w:type="gramEnd"/>
+            <w:r>
+              <w:rPr>
+                <w:color w:val="B00020"/>
+              </w:rPr>
+              <w:t xml:space="preserve">) yang </w:t>
+            </w:r>
+            <w:proofErr w:type="spellStart"/>
+            <w:r>
+              <w:rPr>
+                <w:color w:val="B00020"/>
+              </w:rPr>
+              <w:t>tepat</w:t>
+            </w:r>
+            <w:proofErr w:type="spellEnd"/>
+            <w:r>
+              <w:rPr>
+                <w:color w:val="B00020"/>
+              </w:rPr>
+              <w:t xml:space="preserve"> agar layout </w:t>
+            </w:r>
+            <w:proofErr w:type="spellStart"/>
+            <w:r>
+              <w:rPr>
+                <w:color w:val="B00020"/>
+              </w:rPr>
+              <w:t>tetap</w:t>
+            </w:r>
+            <w:proofErr w:type="spellEnd"/>
+            <w:r>
+              <w:rPr>
+                <w:color w:val="B00020"/>
+              </w:rPr>
+              <w:t xml:space="preserve"> </w:t>
+            </w:r>
+            <w:proofErr w:type="spellStart"/>
+            <w:r>
+              <w:rPr>
+                <w:color w:val="B00020"/>
+              </w:rPr>
+              <w:t>fleksibel</w:t>
+            </w:r>
+            <w:proofErr w:type="spellEnd"/>
+            <w:r>
+              <w:rPr>
+                <w:color w:val="B00020"/>
+              </w:rPr>
+              <w:t xml:space="preserve"> pada </w:t>
+            </w:r>
+            <w:proofErr w:type="spellStart"/>
+            <w:r>
+              <w:rPr>
+                <w:color w:val="B00020"/>
+              </w:rPr>
+              <w:t>berbagai</w:t>
+            </w:r>
+            <w:proofErr w:type="spellEnd"/>
+            <w:r>
+              <w:rPr>
+                <w:color w:val="B00020"/>
+              </w:rPr>
+              <w:t xml:space="preserve"> </w:t>
+            </w:r>
+            <w:proofErr w:type="spellStart"/>
+            <w:r>
+              <w:rPr>
+                <w:color w:val="B00020"/>
+              </w:rPr>
+              <w:t>ukuran</w:t>
+            </w:r>
+            <w:proofErr w:type="spellEnd"/>
+            <w:r>
+              <w:rPr>
+                <w:color w:val="B00020"/>
+              </w:rPr>
+              <w:t xml:space="preserve"> </w:t>
+            </w:r>
+            <w:proofErr w:type="spellStart"/>
+            <w:r>
+              <w:rPr>
+                <w:color w:val="B00020"/>
+              </w:rPr>
+              <w:t>layar</w:t>
+            </w:r>
+            <w:proofErr w:type="spellEnd"/>
+            <w:r>
+              <w:rPr>
+                <w:color w:val="B00020"/>
+              </w:rPr>
+              <w:t>.</w:t>
             </w:r>
           </w:p>
         </w:tc>
@@ -6329,6 +8013,7 @@
           <w:color w:val="5A6080"/>
           <w:sz w:val="16"/>
         </w:rPr>
+        <w:lastRenderedPageBreak/>
         <w:t>Worksheet P5  ·  Layout Modern: Flexbox dan Grid  ·  SIF302  ·  halaman 1</w:t>
       </w:r>
     </w:p>
@@ -7150,7 +8835,6 @@
   <w:style w:type="character" w:default="1" w:styleId="DefaultParagraphFont">
     <w:name w:val="Default Paragraph Font"/>
     <w:uiPriority w:val="1"/>
-    <w:semiHidden/>
     <w:unhideWhenUsed/>
   </w:style>
   <w:style w:type="table" w:default="1" w:styleId="TableNormal">
